--- a/pr-preview/pr-90/chapters/06-graphical-representation-tracked-changes.docx
+++ b/pr-preview/pr-90/chapters/06-graphical-representation-tracked-changes.docx
@@ -10017,7 +10017,17 @@
       </m:oMath>
       <w:ins w:id="82" w:author="PR Preview" w:date="2024-01-01T00:00:00Z">
         <w:r>
-          <w:t xml:space="preserve">; Fine Point 6.4).</w:t>
+          <w:t xml:space="preserve">;</w:t>
+        </w:r>
+      </w:ins>
+      <w:ins w:id="82" w:author="PR Preview" w:date="2024-01-01T00:00:00Z">
+        <w:r>
+          <w:t xml:space="preserve"> </w:t>
+        </w:r>
+      </w:ins>
+      <w:ins w:id="82" w:author="PR Preview" w:date="2024-01-01T00:00:00Z">
+        <w:r>
+          <w:t xml:space="preserve">Fine Point 6.4).</w:t>
         </w:r>
       </w:ins>
     </w:p>
@@ -12782,7 +12792,17 @@
       </w:ins>
       <w:ins w:id="105" w:author="PR Preview" w:date="2024-01-01T00:00:00Z">
         <w:r>
-          <w:t xml:space="preserve">(Greenland 1977; Hernán 2017; see also Chapter 18)</w:t>
+          <w:t xml:space="preserve">(Greenland 1977; Hernán 2017;</w:t>
+        </w:r>
+      </w:ins>
+      <w:ins w:id="105" w:author="PR Preview" w:date="2024-01-01T00:00:00Z">
+        <w:r>
+          <w:t xml:space="preserve"> </w:t>
+        </w:r>
+      </w:ins>
+      <w:ins w:id="105" w:author="PR Preview" w:date="2024-01-01T00:00:00Z">
+        <w:r>
+          <w:t xml:space="preserve">see also Chapter 18)</w:t>
         </w:r>
       </w:ins>
       <w:ins w:id="105" w:author="PR Preview" w:date="2024-01-01T00:00:00Z">
